--- a/templates/04-Schedule-B-Subscription-Services.docx
+++ b/templates/04-Schedule-B-Subscription-Services.docx
@@ -1617,6 +1617,51 @@
       </w:r>
     </w:p>
     <w:p>
+      <w:r>
+        <w:rPr>
+          <w:b/>
+          <w:sz w:val="20"/>
+        </w:rPr>
+        <w:t xml:space="preserve">3.04. Authorized Reseller. </w:t>
+      </w:r>
+      <w:r>
+        <w:rPr>
+          <w:sz w:val="20"/>
+        </w:rPr>
+        <w:t xml:space="preserve">Technijian represents that it is an authorized reseller or partner for the software and services it procures on Client's behalf. If Technijian's reseller status with a vendor is terminated or changed in a manner that affects Client's subscriptions, Technijian shall promptly notify Client and assist in transitioning the affected subscriptions to an alternative authorized channel.</w:t>
+      </w:r>
+    </w:p>
+    <w:p>
+      <w:r>
+        <w:rPr>
+          <w:b/>
+          <w:sz w:val="20"/>
+        </w:rPr>
+        <w:t xml:space="preserve">3.05. Export Compliance. </w:t>
+      </w:r>
+      <w:r>
+        <w:rPr>
+          <w:sz w:val="20"/>
+        </w:rPr>
+        <w:t xml:space="preserve">Client acknowledges that certain Subscription Services may be subject to United States export control laws and regulations. Client shall not export or re-export any software or technical data obtained through the Subscription Services in violation of applicable export control laws.</w:t>
+      </w:r>
+    </w:p>
+    <w:p>
+      <w:r>
+        <w:rPr>
+          <w:b/>
+          <w:sz w:val="20"/>
+        </w:rPr>
+        <w:t xml:space="preserve">3.06. Commitment Disclosure. </w:t>
+      </w:r>
+      <w:r>
+        <w:rPr>
+          <w:sz w:val="20"/>
+        </w:rPr>
+        <w:t xml:space="preserve">Before procuring any subscription or license with an annual commitment exceeding $5,000 or a multi-year term, Technijian shall obtain Client's prior written approval, including disclosure of the total commitment amount, term length, and any early termination penalties.</w:t>
+      </w:r>
+    </w:p>
+    <w:p>
       <w:pPr>
         <w:spacing w:after="120"/>
       </w:pPr>
@@ -1968,6 +2013,21 @@
       </w:r>
     </w:p>
     <w:p>
+      <w:r>
+        <w:rPr>
+          <w:b/>
+          <w:sz w:val="20"/>
+        </w:rPr>
+        <w:t xml:space="preserve">4.04. Payment Terms. </w:t>
+      </w:r>
+      <w:r>
+        <w:rPr>
+          <w:sz w:val="20"/>
+        </w:rPr>
+        <w:t xml:space="preserve">All invoices for Subscription Services are subject to the payment terms set forth in MSA Section 3, including payment due dates (Section 3.03), late payment fees (Section 3.04), disputed invoice procedures (Section 3.05), and suspension rights (Section 3.06).</w:t>
+      </w:r>
+    </w:p>
+    <w:p>
       <w:pPr>
         <w:spacing w:after="120"/>
       </w:pPr>
@@ -2215,6 +2275,21 @@
           <w:szCs w:val="22"/>
         </w:rPr>
         <w:t xml:space="preserve">Client is responsible for maintaining the security of login credentials associated with Subscription Services.</w:t>
+      </w:r>
+    </w:p>
+    <w:p>
+      <w:r>
+        <w:rPr>
+          <w:b/>
+          <w:sz w:val="20"/>
+        </w:rPr>
+        <w:t xml:space="preserve">6.03. Effect of Termination. </w:t>
+      </w:r>
+      <w:r>
+        <w:rPr>
+          <w:sz w:val="20"/>
+        </w:rPr>
+        <w:t>Upon termination of this Agreement, Client shall remain responsible for: (a) all fees for subscriptions through the end of their then-current subscription term (monthly or annual); (b) any vendor-imposed early termination fees that cannot be waived; and (c) the cost of any annual licenses already procured and paid for by Technijian on Client's behalf. Technijian shall not renew any subscriptions after receiving notice of termination unless expressly instructed by Client. Technijian shall provide Client with a written summary of all outstanding subscription commitments and associated termination costs within ten (10) business days of receiving notice of termination.</w:t>
       </w:r>
     </w:p>
     <w:p>
